--- a/Meeting Minutes/CW2 Meeting Minutes.docx
+++ b/Meeting Minutes/CW2 Meeting Minutes.docx
@@ -46,15 +46,7 @@
         <w:t>Participants:</w:t>
       </w:r>
       <w:r>
-        <w:t xml:space="preserve"> Anum Ayub, Javeria Asghar, </w:t>
-      </w:r>
-      <w:proofErr w:type="spellStart"/>
-      <w:r>
-        <w:t>Madeha</w:t>
-      </w:r>
-      <w:proofErr w:type="spellEnd"/>
-      <w:r>
-        <w:t xml:space="preserve"> Ali Kousar, Sehar Butt, Lai</w:t>
+        <w:t xml:space="preserve"> Anum Ayub, Javeria Asghar, Madeha Ali Kousar, Sehar Butt, Lai</w:t>
       </w:r>
       <w:r>
         <w:t>ba</w:t>
@@ -144,10 +136,7 @@
         <w:pStyle w:val="Heading3"/>
       </w:pPr>
       <w:r>
-        <w:t>Plan for the following week</w:t>
-      </w:r>
-      <w:r>
-        <w:t>:</w:t>
+        <w:t>Plan for the following week:</w:t>
       </w:r>
     </w:p>
     <w:p>
@@ -165,6 +154,9 @@
       <w:r>
         <w:t xml:space="preserve">In addition, we will focus on completing the testing document by finalising all assigned sections and ensuring consistency throughout. The team will also complete the instruction manual, making sure it clearly explains how to use the website. </w:t>
       </w:r>
+      <w:r>
+        <w:t>Everyone is responsible for completing the instruction manual based on the pages the developed for the website.</w:t>
+      </w:r>
     </w:p>
     <w:p>
       <w:r>
@@ -177,22 +169,7 @@
       </w:pPr>
       <w:r>
         <w:lastRenderedPageBreak/>
-        <w:t>Date: 0</w:t>
-      </w:r>
-      <w:r>
-        <w:t>6</w:t>
-      </w:r>
-      <w:r>
-        <w:t xml:space="preserve">/04/2026 Time: </w:t>
-      </w:r>
-      <w:r>
-        <w:t>1pm</w:t>
-      </w:r>
-      <w:r>
-        <w:t xml:space="preserve"> to </w:t>
-      </w:r>
-      <w:r>
-        <w:t>2pm</w:t>
+        <w:t>Date: 06/04/2026 Time: 1pm to 2pm</w:t>
       </w:r>
     </w:p>
     <w:p>
@@ -203,15 +180,7 @@
         <w:t>Participants:</w:t>
       </w:r>
       <w:r>
-        <w:t xml:space="preserve"> Anum Ayub, Javeria Asghar, </w:t>
-      </w:r>
-      <w:proofErr w:type="spellStart"/>
-      <w:r>
-        <w:t>Madeha</w:t>
-      </w:r>
-      <w:proofErr w:type="spellEnd"/>
-      <w:r>
-        <w:t xml:space="preserve"> Ali Kousar, Sehar Butt, Lai</w:t>
+        <w:t xml:space="preserve"> Anum Ayub, Javeria Asghar, Madeha Ali Kousar, Sehar Butt, Lai</w:t>
       </w:r>
       <w:r>
         <w:t>ba</w:t>
@@ -279,13 +248,7 @@
       </w:pPr>
       <w:r>
         <w:lastRenderedPageBreak/>
-        <w:t xml:space="preserve">Date: </w:t>
-      </w:r>
-      <w:r>
-        <w:t>13</w:t>
-      </w:r>
-      <w:r>
-        <w:t>/04/2026 Time: 1pm to 2pm</w:t>
+        <w:t>Date: 13/04/2026 Time: 1pm to 2pm</w:t>
       </w:r>
     </w:p>
     <w:p>
@@ -957,6 +920,7 @@
   <w:style w:type="character" w:default="1" w:styleId="DefaultParagraphFont">
     <w:name w:val="Default Paragraph Font"/>
     <w:uiPriority w:val="1"/>
+    <w:semiHidden/>
     <w:unhideWhenUsed/>
   </w:style>
   <w:style w:type="table" w:default="1" w:styleId="TableNormal">
